--- a/web/public/assets/Physician-order-template.docx.docx
+++ b/web/public/assets/Physician-order-template.docx.docx
@@ -38,7 +38,7 @@
           <w:sz w:val="28"/>
           <w:szCs w:val="28"/>
         </w:rPr>
-        <w:t>13254 Saint Tropez Cir</w:t>
+        <w:t>1516 Distant Oaks Dr</w:t>
       </w:r>
     </w:p>
     <w:p>
@@ -59,7 +59,7 @@
           <w:sz w:val="28"/>
           <w:szCs w:val="28"/>
         </w:rPr>
-        <w:t>Palm Beach Gardens, Florida 33410</w:t>
+        <w:t>Wesley Chapel, Florida 33543</w:t>
       </w:r>
     </w:p>
     <w:p>
@@ -98,7 +98,16 @@
           <w:sz w:val="28"/>
           <w:szCs w:val="28"/>
         </w:rPr>
-        <w:t>561-707-0965    Fax:  561-847-4495</w:t>
+        <w:t>56</w:t>
+      </w:r>
+      <w:r>
+        <w:rPr>
+          <w:rFonts w:hAnsi="Times New Roman"/>
+          <w:b/>
+          <w:sz w:val="28"/>
+          <w:szCs w:val="28"/>
+        </w:rPr>
+        <w:t>1-707-0965    Fax:  813-513-9479</w:t>
       </w:r>
     </w:p>
     <w:p>
@@ -178,12 +187,6 @@
         <w:gridCol w:w="3731"/>
       </w:tblGrid>
       <w:tr>
-        <w:tblPrEx>
-          <w:tblCellMar>
-            <w:top w:w="0" w:type="dxa"/>
-            <w:bottom w:w="0" w:type="dxa"/>
-          </w:tblCellMar>
-        </w:tblPrEx>
         <w:trPr>
           <w:trHeight w:val="1440"/>
         </w:trPr>
@@ -1262,7 +1265,7 @@
           <w:sz w:val="28"/>
           <w:szCs w:val="28"/>
         </w:rPr>
-        <w:t>Please v</w:t>
+        <w:t xml:space="preserve">Please </w:t>
       </w:r>
       <w:r>
         <w:rPr>
@@ -1271,7 +1274,7 @@
           <w:sz w:val="28"/>
           <w:szCs w:val="28"/>
         </w:rPr>
-        <w:t>erify al</w:t>
+        <w:t xml:space="preserve">provide </w:t>
       </w:r>
       <w:r>
         <w:rPr>
@@ -1279,18 +1282,21 @@
           <w:b/>
           <w:sz w:val="28"/>
           <w:szCs w:val="28"/>
-        </w:rPr>
-        <w:t>l information, including the</w:t>
-      </w:r>
-      <w:r>
+          <w:u w:val="single"/>
+        </w:rPr>
+        <w:t>Patient Records/Files.</w:t>
+      </w:r>
+    </w:p>
+    <w:p>
+      <w:pPr>
+        <w:pStyle w:val="Default"/>
         <w:rPr>
           <w:rFonts w:ascii="Arial" w:hAnsi="Arial" w:cs="Arial"/>
           <w:b/>
           <w:sz w:val="28"/>
           <w:szCs w:val="28"/>
         </w:rPr>
-        <w:t xml:space="preserve"> NPI provider number.</w:t>
-      </w:r>
+      </w:pPr>
     </w:p>
     <w:p>
       <w:pPr>
@@ -1655,12 +1661,6 @@
         <w:gridCol w:w="5580"/>
       </w:tblGrid>
       <w:tr>
-        <w:tblPrEx>
-          <w:tblCellMar>
-            <w:top w:w="0" w:type="dxa"/>
-            <w:bottom w:w="0" w:type="dxa"/>
-          </w:tblCellMar>
-        </w:tblPrEx>
         <w:trPr>
           <w:trHeight w:val="2224"/>
         </w:trPr>
@@ -2434,12 +2434,6 @@
         <w:gridCol w:w="10800"/>
       </w:tblGrid>
       <w:tr>
-        <w:tblPrEx>
-          <w:tblCellMar>
-            <w:top w:w="0" w:type="dxa"/>
-            <w:bottom w:w="0" w:type="dxa"/>
-          </w:tblCellMar>
-        </w:tblPrEx>
         <w:trPr>
           <w:trHeight w:val="240"/>
         </w:trPr>
@@ -2490,7 +2484,15 @@
                 <w:szCs w:val="20"/>
                 <w:u w:val="single"/>
               </w:rPr>
-              <w:t xml:space="preserve">01/30/2026   </w:t>
+              <w:t>01/01</w:t>
+            </w:r>
+            <w:r>
+              <w:rPr>
+                <w:sz w:val="20"/>
+                <w:szCs w:val="20"/>
+                <w:u w:val="single"/>
+              </w:rPr>
+              <w:t xml:space="preserve">/2026   </w:t>
             </w:r>
             <w:r>
               <w:rPr>
@@ -2536,12 +2538,6 @@
         </w:tc>
       </w:tr>
       <w:tr>
-        <w:tblPrEx>
-          <w:tblCellMar>
-            <w:top w:w="0" w:type="dxa"/>
-            <w:bottom w:w="0" w:type="dxa"/>
-          </w:tblCellMar>
-        </w:tblPrEx>
         <w:trPr>
           <w:trHeight w:val="240"/>
         </w:trPr>
@@ -2639,12 +2635,6 @@
         </w:tc>
       </w:tr>
       <w:tr>
-        <w:tblPrEx>
-          <w:tblCellMar>
-            <w:top w:w="0" w:type="dxa"/>
-            <w:bottom w:w="0" w:type="dxa"/>
-          </w:tblCellMar>
-        </w:tblPrEx>
         <w:trPr>
           <w:trHeight w:val="240"/>
         </w:trPr>
@@ -2926,12 +2916,6 @@
         </w:tc>
       </w:tr>
       <w:tr>
-        <w:tblPrEx>
-          <w:tblCellMar>
-            <w:top w:w="0" w:type="dxa"/>
-            <w:bottom w:w="0" w:type="dxa"/>
-          </w:tblCellMar>
-        </w:tblPrEx>
         <w:trPr>
           <w:cantSplit/>
           <w:trHeight w:val="187"/>
@@ -3751,12 +3735,6 @@
         </w:tc>
       </w:tr>
       <w:tr>
-        <w:tblPrEx>
-          <w:tblCellMar>
-            <w:top w:w="0" w:type="dxa"/>
-            <w:bottom w:w="0" w:type="dxa"/>
-          </w:tblCellMar>
-        </w:tblPrEx>
         <w:trPr>
           <w:cantSplit/>
           <w:trHeight w:val="180"/>
@@ -4663,12 +4641,6 @@
         <w:gridCol w:w="6026"/>
       </w:tblGrid>
       <w:tr>
-        <w:tblPrEx>
-          <w:tblCellMar>
-            <w:top w:w="0" w:type="dxa"/>
-            <w:bottom w:w="0" w:type="dxa"/>
-          </w:tblCellMar>
-        </w:tblPrEx>
         <w:trPr>
           <w:trHeight w:val="481"/>
         </w:trPr>
@@ -5270,12 +5242,6 @@
         <w:gridCol w:w="6048"/>
       </w:tblGrid>
       <w:tr>
-        <w:tblPrEx>
-          <w:tblCellMar>
-            <w:top w:w="0" w:type="dxa"/>
-            <w:bottom w:w="0" w:type="dxa"/>
-          </w:tblCellMar>
-        </w:tblPrEx>
         <w:trPr>
           <w:trHeight w:val="916"/>
         </w:trPr>
@@ -5372,7 +5338,25 @@
           <w:sz w:val="20"/>
           <w:u w:val="single"/>
         </w:rPr>
-        <w:t>«Phy_NPI»</w:t>
+        <w:t>«</w:t>
+      </w:r>
+      <w:proofErr w:type="spellStart"/>
+      <w:r>
+        <w:rPr>
+          <w:noProof/>
+          <w:sz w:val="20"/>
+          <w:u w:val="single"/>
+        </w:rPr>
+        <w:t>Phy_NPI</w:t>
+      </w:r>
+      <w:proofErr w:type="spellEnd"/>
+      <w:r>
+        <w:rPr>
+          <w:noProof/>
+          <w:sz w:val="20"/>
+          <w:u w:val="single"/>
+        </w:rPr>
+        <w:t>»</w:t>
       </w:r>
       <w:r>
         <w:rPr>
@@ -6788,6 +6772,7 @@
   <w:style w:type="paragraph" w:default="1" w:styleId="Normal">
     <w:name w:val="Normal"/>
     <w:qFormat/>
+    <w:rsid w:val="000B3B7E"/>
     <w:rPr>
       <w:sz w:val="24"/>
       <w:szCs w:val="24"/>
@@ -6795,13 +6780,16 @@
   </w:style>
   <w:style w:type="character" w:default="1" w:styleId="DefaultParagraphFont">
     <w:name w:val="Default Paragraph Font"/>
+    <w:uiPriority w:val="1"/>
     <w:semiHidden/>
+    <w:unhideWhenUsed/>
   </w:style>
   <w:style w:type="table" w:default="1" w:styleId="TableNormal">
     <w:name w:val="Normal Table"/>
     <w:uiPriority w:val="99"/>
     <w:semiHidden/>
     <w:unhideWhenUsed/>
+    <w:qFormat/>
     <w:tblPr>
       <w:tblInd w:w="0" w:type="dxa"/>
       <w:tblCellMar>
@@ -6822,6 +6810,7 @@
     <w:name w:val="Title"/>
     <w:basedOn w:val="Normal"/>
     <w:qFormat/>
+    <w:rsid w:val="000B3B7E"/>
     <w:pPr>
       <w:pBdr>
         <w:bottom w:val="single" w:sz="12" w:space="1" w:color="auto"/>
@@ -6847,7 +6836,6 @@
       <w:color w:val="000000"/>
       <w:sz w:val="24"/>
       <w:szCs w:val="24"/>
-      <w:lang/>
     </w:rPr>
   </w:style>
   <w:style w:type="paragraph" w:styleId="BalloonText">
@@ -6862,7 +6850,6 @@
       <w:rFonts w:ascii="Tahoma" w:hAnsi="Tahoma"/>
       <w:sz w:val="16"/>
       <w:szCs w:val="16"/>
-      <w:lang/>
     </w:rPr>
   </w:style>
   <w:style w:type="character" w:customStyle="1" w:styleId="BalloonTextChar">
@@ -6900,9 +6887,6 @@
         <w:tab w:val="right" w:pos="9360"/>
       </w:tabs>
     </w:pPr>
-    <w:rPr>
-      <w:lang/>
-    </w:rPr>
   </w:style>
   <w:style w:type="character" w:customStyle="1" w:styleId="FooterChar">
     <w:name w:val="Footer Char"/>

--- a/web/public/assets/Physician-order-template.docx.docx
+++ b/web/public/assets/Physician-order-template.docx.docx
@@ -17,7 +17,7 @@
           <w:b/>
           <w:sz w:val="44"/>
         </w:rPr>
-        <w:t>ALL MEDICAL LLC</w:t>
+        <w:t>SOLUTION8 MARKETING GROUP, LLC</w:t>
       </w:r>
     </w:p>
     <w:p>
@@ -98,7 +98,7 @@
           <w:sz w:val="28"/>
           <w:szCs w:val="28"/>
         </w:rPr>
-        <w:t>56</w:t>
+        <w:t>352-</w:t>
       </w:r>
       <w:r>
         <w:rPr>
@@ -107,7 +107,7 @@
           <w:sz w:val="28"/>
           <w:szCs w:val="28"/>
         </w:rPr>
-        <w:t>1-707-0965    Fax:  813-513-9479</w:t>
+        <w:t>328-8308    Fax:  813-513-9479</w:t>
       </w:r>
     </w:p>
     <w:p>
@@ -271,7 +271,7 @@
                 <w:bCs/>
                 <w:color w:val="auto"/>
               </w:rPr>
-              <w:t>561-707-0965</w:t>
+              <w:t>352-328-8308</w:t>
             </w:r>
           </w:p>
           <w:p>
@@ -2248,7 +2248,7 @@
                 <w:sz w:val="20"/>
                 <w:szCs w:val="20"/>
               </w:rPr>
-              <w:t>ALL MEDICAL, LLC</w:t>
+              <w:t>SOLUTION8 MARKETING GROUP, LLC</w:t>
             </w:r>
           </w:p>
           <w:p>
@@ -2318,7 +2318,7 @@
                 <w:sz w:val="20"/>
                 <w:szCs w:val="20"/>
               </w:rPr>
-              <w:t>: (561)707-0965</w:t>
+              <w:t>: (352)328-8308</w:t>
             </w:r>
             <w:r>
               <w:rPr>
@@ -2353,7 +2353,7 @@
                 <w:sz w:val="20"/>
                 <w:szCs w:val="20"/>
               </w:rPr>
-              <w:t>NPI #: 1407256191</w:t>
+              <w:t>NPI #: 1154271823</w:t>
             </w:r>
           </w:p>
           <w:p>
